--- a/Menu_Bar_2026.docx
+++ b/Menu_Bar_2026.docx
@@ -82,7 +82,16 @@
           <w:sz w:val="28"/>
           <w:lang w:val="it-IT"/>
         </w:rPr>
-        <w:t>♦ • ♦ • ♦</w:t>
+        <w:t>♦</w:t>
+      </w:r>
+      <w:r>
+        <w:rPr>
+          <w:rFonts w:ascii="Georgia" w:hAnsi="Georgia"/>
+          <w:color w:val="C4956A"/>
+          <w:sz w:val="28"/>
+          <w:lang w:val="it-IT"/>
+        </w:rPr>
+        <w:t xml:space="preserve"> • ♦ • ♦</w:t>
       </w:r>
     </w:p>
     <w:p>
@@ -186,17 +195,7 @@
           <w:szCs w:val="24"/>
           <w:lang w:val="it-IT"/>
         </w:rPr>
-        <w:t>Spritz (</w:t>
-      </w:r>
-      <w:r>
-        <w:rPr>
-          <w:rFonts w:ascii="Georgia" w:hAnsi="Georgia"/>
-          <w:color w:val="2C1810"/>
-          <w:sz w:val="28"/>
-          <w:szCs w:val="24"/>
-          <w:lang w:val="it-IT"/>
-        </w:rPr>
-        <w:t>Aperol, Campari) / Hugo</w:t>
+        <w:t>Spritz (Aperol, Campari) / Hugo</w:t>
       </w:r>
       <w:r>
         <w:rPr>
@@ -503,17 +502,7 @@
           <w:szCs w:val="24"/>
           <w:lang w:val="it-IT"/>
         </w:rPr>
-        <w:t>Campari con</w:t>
-      </w:r>
-      <w:r>
-        <w:rPr>
-          <w:rFonts w:ascii="Georgia" w:hAnsi="Georgia"/>
-          <w:color w:val="2C1810"/>
-          <w:sz w:val="28"/>
-          <w:szCs w:val="24"/>
-          <w:lang w:val="it-IT"/>
-        </w:rPr>
-        <w:t xml:space="preserve"> Bianco/Birra</w:t>
+        <w:t>Campari con Bianco/Birra</w:t>
       </w:r>
       <w:r>
         <w:rPr>
@@ -781,7 +770,29 @@
           <w:szCs w:val="24"/>
           <w:lang w:val="it-IT"/>
         </w:rPr>
-        <w:t>€ 5,00</w:t>
+        <w:t xml:space="preserve">€ </w:t>
+      </w:r>
+      <w:r>
+        <w:rPr>
+          <w:rFonts w:ascii="Georgia" w:hAnsi="Georgia"/>
+          <w:b/>
+          <w:color w:val="8B1A1A"/>
+          <w:sz w:val="28"/>
+          <w:szCs w:val="24"/>
+          <w:lang w:val="it-IT"/>
+        </w:rPr>
+        <w:t>6</w:t>
+      </w:r>
+      <w:r>
+        <w:rPr>
+          <w:rFonts w:ascii="Georgia" w:hAnsi="Georgia"/>
+          <w:b/>
+          <w:color w:val="8B1A1A"/>
+          <w:sz w:val="28"/>
+          <w:szCs w:val="24"/>
+          <w:lang w:val="it-IT"/>
+        </w:rPr>
+        <w:t>,00</w:t>
       </w:r>
     </w:p>
     <w:p>
@@ -940,17 +951,7 @@
           <w:szCs w:val="24"/>
           <w:lang w:val="it-IT"/>
         </w:rPr>
-        <w:t>Caffè</w:t>
-      </w:r>
-      <w:r>
-        <w:rPr>
-          <w:rFonts w:ascii="Georgia" w:hAnsi="Georgia"/>
-          <w:color w:val="2C1810"/>
-          <w:sz w:val="28"/>
-          <w:szCs w:val="24"/>
-          <w:lang w:val="it-IT"/>
-        </w:rPr>
-        <w:t xml:space="preserve"> Corretto</w:t>
+        <w:t>Caffè Corretto</w:t>
       </w:r>
       <w:r>
         <w:rPr>
@@ -982,7 +983,6 @@
           <w:szCs w:val="24"/>
         </w:rPr>
       </w:pPr>
-      <w:proofErr w:type="spellStart"/>
       <w:r>
         <w:rPr>
           <w:rFonts w:ascii="Georgia" w:hAnsi="Georgia"/>
@@ -992,7 +992,6 @@
         </w:rPr>
         <w:t>Ghiaccioli</w:t>
       </w:r>
-      <w:proofErr w:type="spellEnd"/>
       <w:r>
         <w:rPr>
           <w:sz w:val="24"/>
